--- a/report/Rapport_triazole_Leman_final.docx
+++ b/report/Rapport_triazole_Leman_final.docx
@@ -1,6 +1,6 @@
 
 <file path=word/document.xml><?xml version="1.0" encoding="utf-8"?>
-<w:document xmlns:wpc="http://schemas.microsoft.com/office/word/2010/wordprocessingCanvas" xmlns:cx="http://schemas.microsoft.com/office/drawing/2014/chartex" xmlns:cx1="http://schemas.microsoft.com/office/drawing/2015/9/8/chartex" xmlns:cx2="http://schemas.microsoft.com/office/drawing/2015/10/21/chartex" xmlns:cx3="http://schemas.microsoft.com/office/drawing/2016/5/9/chartex" xmlns:cx4="http://schemas.microsoft.com/office/drawing/2016/5/10/chartex" xmlns:cx5="http://schemas.microsoft.com/office/drawing/2016/5/11/chartex" xmlns:cx6="http://schemas.microsoft.com/office/drawing/2016/5/12/chartex" xmlns:cx7="http://schemas.microsoft.com/office/drawing/2016/5/13/chartex" xmlns:cx8="http://schemas.microsoft.com/office/drawing/2016/5/14/chartex" xmlns:mc="http://schemas.openxmlformats.org/markup-compatibility/2006" xmlns:aink="http://schemas.microsoft.com/office/drawing/2016/ink" xmlns:am3d="http://schemas.microsoft.com/office/drawing/2017/model3d" xmlns:o="urn:schemas-microsoft-com:office:office" xmlns:oel="http://schemas.microsoft.com/office/2019/extlst" xmlns:r="http://schemas.openxmlformats.org/officeDocument/2006/relationships" xmlns:m="http://schemas.openxmlformats.org/officeDocument/2006/math" xmlns:v="urn:schemas-microsoft-com:vml" xmlns:wp14="http://schemas.microsoft.com/office/word/2010/wordprocessingDrawing" xmlns:wp="http://schemas.openxmlformats.org/drawingml/2006/wordprocessingDrawing" xmlns:w10="urn:schemas-microsoft-com:office:word" xmlns:w="http://schemas.openxmlformats.org/wordprocessingml/2006/main" xmlns:w14="http://schemas.microsoft.com/office/word/2010/wordml" xmlns:w15="http://schemas.microsoft.com/office/word/2012/wordml" xmlns:w16cei="http://schemas.microsoft.com/office/word/2026/wordml/cei" xmlns:w16cex="http://schemas.microsoft.com/office/word/2018/wordml/cex" xmlns:w16cid="http://schemas.microsoft.com/office/word/2016/wordml/cid" xmlns:w16="http://schemas.microsoft.com/office/word/2018/wordml" xmlns:w16du="http://schemas.microsoft.com/office/word/2023/wordml/word16du" xmlns:w16sdtdh="http://schemas.microsoft.com/office/word/2020/wordml/sdtdatahash" xmlns:w16sdtfl="http://schemas.microsoft.com/office/word/2024/wordml/sdtformatlock" xmlns:w16se="http://schemas.microsoft.com/office/word/2015/wordml/symex" xmlns:wpg="http://schemas.microsoft.com/office/word/2010/wordprocessingGroup" xmlns:wpi="http://schemas.microsoft.com/office/word/2010/wordprocessingInk" xmlns:wne="http://schemas.microsoft.com/office/word/2006/wordml" xmlns:wps="http://schemas.microsoft.com/office/word/2010/wordprocessingShape" mc:Ignorable="w14 w15 w16se w16cid w16 w16cex w16sdtdh w16sdtfl w16du wp14">
+<w:document xmlns:wpc="http://schemas.microsoft.com/office/word/2010/wordprocessingCanvas" xmlns:cx="http://schemas.microsoft.com/office/drawing/2014/chartex" xmlns:cx1="http://schemas.microsoft.com/office/drawing/2015/9/8/chartex" xmlns:cx2="http://schemas.microsoft.com/office/drawing/2015/10/21/chartex" xmlns:cx3="http://schemas.microsoft.com/office/drawing/2016/5/9/chartex" xmlns:cx4="http://schemas.microsoft.com/office/drawing/2016/5/10/chartex" xmlns:cx5="http://schemas.microsoft.com/office/drawing/2016/5/11/chartex" xmlns:cx6="http://schemas.microsoft.com/office/drawing/2016/5/12/chartex" xmlns:cx7="http://schemas.microsoft.com/office/drawing/2016/5/13/chartex" xmlns:cx8="http://schemas.microsoft.com/office/drawing/2016/5/14/chartex" xmlns:mc="http://schemas.openxmlformats.org/markup-compatibility/2006" xmlns:aink="http://schemas.microsoft.com/office/drawing/2016/ink" xmlns:am3d="http://schemas.microsoft.com/office/drawing/2017/model3d" xmlns:o="urn:schemas-microsoft-com:office:office" xmlns:oel="http://schemas.microsoft.com/office/2019/extlst" xmlns:r="http://schemas.openxmlformats.org/officeDocument/2006/relationships" xmlns:m="http://schemas.openxmlformats.org/officeDocument/2006/math" xmlns:v="urn:schemas-microsoft-com:vml" xmlns:wp14="http://schemas.microsoft.com/office/word/2010/wordprocessingDrawing" xmlns:wp="http://schemas.openxmlformats.org/drawingml/2006/wordprocessingDrawing" xmlns:w10="urn:schemas-microsoft-com:office:word" xmlns:w="http://schemas.openxmlformats.org/wordprocessingml/2006/main" xmlns:w14="http://schemas.microsoft.com/office/word/2010/wordml" xmlns:w15="http://schemas.microsoft.com/office/word/2012/wordml" xmlns:w16cex="http://schemas.microsoft.com/office/word/2018/wordml/cex" xmlns:w16cid="http://schemas.microsoft.com/office/word/2016/wordml/cid" xmlns:w16="http://schemas.microsoft.com/office/word/2018/wordml" xmlns:w16du="http://schemas.microsoft.com/office/word/2023/wordml/word16du" xmlns:w16sdtdh="http://schemas.microsoft.com/office/word/2020/wordml/sdtdatahash" xmlns:w16sdtfl="http://schemas.microsoft.com/office/word/2024/wordml/sdtformatlock" xmlns:w16se="http://schemas.microsoft.com/office/word/2015/wordml/symex" xmlns:wpg="http://schemas.microsoft.com/office/word/2010/wordprocessingGroup" xmlns:wpi="http://schemas.microsoft.com/office/word/2010/wordprocessingInk" xmlns:wne="http://schemas.microsoft.com/office/word/2006/wordml" xmlns:wps="http://schemas.microsoft.com/office/word/2010/wordprocessingShape" mc:Ignorable="w14 w15 w16se w16cid w16 w16cex w16sdtdh w16sdtfl w16du wp14">
   <w:body>
     <w:p>
       <w:pPr>
@@ -93,7 +93,17 @@
           <w:sz w:val="19"/>
           <w:szCs w:val="19"/>
         </w:rPr>
-        <w:t>Tomy Doda¹, Damien Bouffard¹</w:t>
+        <w:t>Tomy Doda¹, Damien Bouffard</w:t>
+      </w:r>
+      <w:proofErr w:type="gramStart"/>
+      <w:r>
+        <w:rPr>
+          <w:b/>
+          <w:bCs/>
+          <w:sz w:val="19"/>
+          <w:szCs w:val="19"/>
+        </w:rPr>
+        <w:t>¹</w:t>
       </w:r>
       <w:r>
         <w:rPr>
@@ -114,6 +124,7 @@
         </w:rPr>
         <w:t>²</w:t>
       </w:r>
+      <w:proofErr w:type="gramEnd"/>
     </w:p>
     <w:p>
       <w:pPr>
@@ -596,12 +607,17 @@
         <w:t xml:space="preserve"> à la question </w:t>
       </w:r>
       <w:proofErr w:type="spellStart"/>
+      <w:proofErr w:type="gramStart"/>
       <w:r>
         <w:t>suivante</w:t>
       </w:r>
       <w:proofErr w:type="spellEnd"/>
       <w:r>
-        <w:t xml:space="preserve"> : </w:t>
+        <w:t xml:space="preserve"> :</w:t>
+      </w:r>
+      <w:proofErr w:type="gramEnd"/>
+      <w:r>
+        <w:t xml:space="preserve"> </w:t>
       </w:r>
       <w:proofErr w:type="spellStart"/>
       <w:r>
@@ -669,7 +685,15 @@
         <w:t>.</w:t>
       </w:r>
       <w:r>
-        <w:t xml:space="preserve">1 µg/l ? La </w:t>
+        <w:t>1 µg/</w:t>
+      </w:r>
+      <w:proofErr w:type="gramStart"/>
+      <w:r>
+        <w:t>l ?</w:t>
+      </w:r>
+      <w:proofErr w:type="gramEnd"/>
+      <w:r>
+        <w:t xml:space="preserve"> La </w:t>
       </w:r>
       <w:proofErr w:type="spellStart"/>
       <w:r>
@@ -777,10 +801,7 @@
       </w:r>
       <w:proofErr w:type="spellStart"/>
       <w:r>
-        <w:t>compartimen</w:t>
-      </w:r>
-      <w:r>
-        <w:t>ts</w:t>
+        <w:t>compartiments</w:t>
       </w:r>
       <w:proofErr w:type="spellEnd"/>
       <w:r>
@@ -842,10 +863,7 @@
       </w:r>
       <w:proofErr w:type="spellEnd"/>
       <w:r>
-        <w:t xml:space="preserve"> à la station</w:t>
-      </w:r>
-      <w:r>
-        <w:t xml:space="preserve"> SHL2 (centre du Grand Lac) </w:t>
+        <w:t xml:space="preserve"> à la station SHL2 (centre du Grand Lac) </w:t>
       </w:r>
       <w:proofErr w:type="spellStart"/>
       <w:r>
@@ -856,12 +874,17 @@
         <w:t xml:space="preserve"> de condition </w:t>
       </w:r>
       <w:proofErr w:type="spellStart"/>
+      <w:proofErr w:type="gramStart"/>
       <w:r>
         <w:t>initiale</w:t>
       </w:r>
       <w:proofErr w:type="spellEnd"/>
       <w:r>
-        <w:t xml:space="preserve"> : 5 points de 1 à 305 m, </w:t>
+        <w:t xml:space="preserve"> :</w:t>
+      </w:r>
+      <w:proofErr w:type="gramEnd"/>
+      <w:r>
+        <w:t xml:space="preserve"> 5 points de 1 à 305 m, </w:t>
       </w:r>
       <w:r>
         <w:t xml:space="preserve">avec </w:t>
@@ -1197,12 +1220,17 @@
         <w:pStyle w:val="Heading1"/>
       </w:pPr>
       <w:proofErr w:type="spellStart"/>
+      <w:proofErr w:type="gramStart"/>
       <w:r>
         <w:t>Méthode</w:t>
       </w:r>
       <w:proofErr w:type="spellEnd"/>
       <w:r>
-        <w:t xml:space="preserve"> : </w:t>
+        <w:t xml:space="preserve"> :</w:t>
+      </w:r>
+      <w:proofErr w:type="gramEnd"/>
+      <w:r>
+        <w:t xml:space="preserve"> </w:t>
       </w:r>
       <w:proofErr w:type="spellStart"/>
       <w:r>
@@ -1309,13 +1337,8 @@
       <w:r>
         <w:t>) et hypolimnion (</w:t>
       </w:r>
-      <w:proofErr w:type="spellStart"/>
-      <w:r>
-        <w:t>concentration</w:t>
-      </w:r>
-      <w:proofErr w:type="spellEnd"/>
-      <w:r>
-        <w:t xml:space="preserve"> </w:t>
+      <w:r>
+        <w:t xml:space="preserve">concentration </w:t>
       </w:r>
       <m:oMath>
         <m:sSub>
@@ -1831,15 +1854,7 @@
         </m:sSub>
       </m:oMath>
       <w:r>
-        <w:t xml:space="preserve"> assure la conservation du volume de </w:t>
-      </w:r>
-      <w:proofErr w:type="spellStart"/>
-      <w:r>
-        <w:t>l’hypolimnion</w:t>
-      </w:r>
-      <w:proofErr w:type="spellEnd"/>
-      <w:r>
-        <w:t xml:space="preserve">. </w:t>
+        <w:t xml:space="preserve"> assure la conservation du volume de l’hypolimnion. </w:t>
       </w:r>
       <w:r>
         <w:t xml:space="preserve">La diffusion </w:t>
@@ -1988,79 +2003,7 @@
         </m:r>
       </m:oMath>
       <w:r>
-        <w:t xml:space="preserve">  </w:t>
-      </w:r>
-      <w:proofErr w:type="spellStart"/>
-      <w:r>
-        <w:t>selon</w:t>
-      </w:r>
-      <w:proofErr w:type="spellEnd"/>
-      <w:r>
-        <w:t xml:space="preserve"> les trois </w:t>
-      </w:r>
-      <w:proofErr w:type="spellStart"/>
-      <w:r>
-        <w:t>scénarios</w:t>
-      </w:r>
-      <w:proofErr w:type="spellEnd"/>
-      <w:r>
-        <w:t xml:space="preserve"> de brassage </w:t>
-      </w:r>
-      <w:proofErr w:type="spellStart"/>
-      <w:r>
-        <w:t>décrits</w:t>
-      </w:r>
-      <w:proofErr w:type="spellEnd"/>
-      <w:r>
-        <w:t xml:space="preserve"> ci-dessous. Les volumes </w:t>
-      </w:r>
-      <w:proofErr w:type="spellStart"/>
-      <w:r>
-        <w:t>correspondants</w:t>
-      </w:r>
-      <w:proofErr w:type="spellEnd"/>
-      <w:r>
-        <w:t xml:space="preserve"> </w:t>
-      </w:r>
-      <w:proofErr w:type="spellStart"/>
-      <w:r>
-        <w:t>sont</w:t>
-      </w:r>
-      <w:proofErr w:type="spellEnd"/>
-      <w:r>
-        <w:t xml:space="preserve"> </w:t>
-      </w:r>
-      <w:proofErr w:type="spellStart"/>
-      <w:r>
-        <w:t>calculés</w:t>
-      </w:r>
-      <w:proofErr w:type="spellEnd"/>
-      <w:r>
-        <w:t xml:space="preserve"> à </w:t>
-      </w:r>
-      <w:proofErr w:type="spellStart"/>
-      <w:r>
-        <w:t>partir</w:t>
-      </w:r>
-      <w:proofErr w:type="spellEnd"/>
-      <w:r>
-        <w:t xml:space="preserve"> de la </w:t>
-      </w:r>
-      <w:proofErr w:type="spellStart"/>
-      <w:r>
-        <w:t>courbe</w:t>
-      </w:r>
-      <w:proofErr w:type="spellEnd"/>
-      <w:r>
-        <w:t xml:space="preserve"> </w:t>
-      </w:r>
-      <w:proofErr w:type="spellStart"/>
-      <w:r>
-        <w:t>hypsométrique</w:t>
-      </w:r>
-      <w:proofErr w:type="spellEnd"/>
-      <w:r>
-        <w:t xml:space="preserve"> du lac</w:t>
+        <w:t xml:space="preserve">  selon les trois scénarios de brassage décrits ci-dessous. Les volumes correspondants sont calculés à partir de la courbe hypsométrique du lac</w:t>
       </w:r>
       <w:r>
         <w:rPr>
@@ -2130,7 +2073,15 @@
         </m:r>
       </m:oMath>
       <w:r>
-        <w:t xml:space="preserve">de l'hypolimnion vers l'épilimnion (et </w:t>
+        <w:t xml:space="preserve">de l'hypolimnion vers </w:t>
+      </w:r>
+      <w:proofErr w:type="spellStart"/>
+      <w:r>
+        <w:t>l'épilimnion</w:t>
+      </w:r>
+      <w:proofErr w:type="spellEnd"/>
+      <w:r>
+        <w:t xml:space="preserve"> (et </w:t>
       </w:r>
       <w:proofErr w:type="spellStart"/>
       <w:r>
@@ -2179,7 +2130,7 @@
           <w:noProof/>
         </w:rPr>
         <w:drawing>
-          <wp:inline distT="0" distB="0" distL="0" distR="0" wp14:anchorId="0D0C7B3D" wp14:editId="7DC97587">
+          <wp:inline distT="0" distB="0" distL="0" distR="0" wp14:anchorId="0D0C7B3D" wp14:editId="4E554021">
             <wp:extent cx="4166690" cy="2116995"/>
             <wp:effectExtent l="0" t="0" r="5715" b="0"/>
             <wp:docPr id="35654785" name="Picture 1"/>
@@ -2266,6 +2217,7 @@
         <w:t xml:space="preserve"> </w:t>
       </w:r>
       <w:proofErr w:type="spellStart"/>
+      <w:proofErr w:type="gramStart"/>
       <w:r>
         <w:rPr>
           <w:i/>
@@ -2285,7 +2237,18 @@
           <w:sz w:val="16"/>
           <w:szCs w:val="16"/>
         </w:rPr>
-        <w:t xml:space="preserve"> : </w:t>
+        <w:t xml:space="preserve"> :</w:t>
+      </w:r>
+      <w:proofErr w:type="gramEnd"/>
+      <w:r>
+        <w:rPr>
+          <w:i/>
+          <w:iCs/>
+          <w:color w:val="555555"/>
+          <w:sz w:val="16"/>
+          <w:szCs w:val="16"/>
+        </w:rPr>
+        <w:t xml:space="preserve"> </w:t>
       </w:r>
       <w:r>
         <w:rPr>
@@ -2632,6 +2595,7 @@
           </m:sub>
         </m:sSub>
       </m:oMath>
+      <w:proofErr w:type="gramStart"/>
       <w:r>
         <w:rPr>
           <w:i/>
@@ -2670,7 +2634,18 @@
           <w:sz w:val="16"/>
           <w:szCs w:val="16"/>
         </w:rPr>
-        <w:t xml:space="preserve">au </w:t>
+        <w:t>au</w:t>
+      </w:r>
+      <w:proofErr w:type="gramEnd"/>
+      <w:r>
+        <w:rPr>
+          <w:i/>
+          <w:iCs/>
+          <w:color w:val="555555"/>
+          <w:sz w:val="16"/>
+          <w:szCs w:val="16"/>
+        </w:rPr>
+        <w:t xml:space="preserve"> </w:t>
       </w:r>
       <w:r>
         <w:rPr>
@@ -3192,10 +3167,18 @@
       </w:r>
       <w:proofErr w:type="spellEnd"/>
       <w:r>
+        <w:t xml:space="preserve"> </w:t>
+      </w:r>
+      <w:proofErr w:type="gramStart"/>
+      <w:r>
+        <w:t xml:space="preserve">brassage </w:t>
+      </w:r>
+      <w:r>
+        <w:t>,</w:t>
+      </w:r>
+      <w:proofErr w:type="gramEnd"/>
+      <w:r>
         <w:t xml:space="preserve"> brassage </w:t>
-      </w:r>
-      <w:r>
-        <w:t xml:space="preserve">, brassage </w:t>
       </w:r>
       <w:proofErr w:type="spellStart"/>
       <w:r>
@@ -4040,10 +4023,7 @@
       </w:r>
       <w:proofErr w:type="spellEnd"/>
       <w:r>
-        <w:t xml:space="preserve"> la validation de</w:t>
-      </w:r>
-      <w:r>
-        <w:t xml:space="preserve"> </w:t>
+        <w:t xml:space="preserve"> la validation de </w:t>
       </w:r>
       <w:proofErr w:type="spellStart"/>
       <w:r>
@@ -4453,6 +4433,7 @@
         <w:t xml:space="preserve"> de brassage </w:t>
       </w:r>
       <w:proofErr w:type="spellStart"/>
+      <w:proofErr w:type="gramStart"/>
       <w:r>
         <w:rPr>
           <w:i/>
@@ -4472,7 +4453,18 @@
           <w:sz w:val="16"/>
           <w:szCs w:val="16"/>
         </w:rPr>
-        <w:t xml:space="preserve"> : distribution </w:t>
+        <w:t xml:space="preserve"> :</w:t>
+      </w:r>
+      <w:proofErr w:type="gramEnd"/>
+      <w:r>
+        <w:rPr>
+          <w:i/>
+          <w:iCs/>
+          <w:color w:val="555555"/>
+          <w:sz w:val="16"/>
+          <w:szCs w:val="16"/>
+        </w:rPr>
+        <w:t xml:space="preserve"> distribution </w:t>
       </w:r>
       <w:proofErr w:type="spellStart"/>
       <w:r>
@@ -4680,27 +4672,7 @@
           <w:sz w:val="16"/>
           <w:szCs w:val="16"/>
         </w:rPr>
-        <w:t xml:space="preserve">Figure </w:t>
-      </w:r>
-      <w:r>
-        <w:rPr>
-          <w:i/>
-          <w:iCs/>
-          <w:color w:val="555555"/>
-          <w:sz w:val="16"/>
-          <w:szCs w:val="16"/>
-        </w:rPr>
-        <w:t>5</w:t>
-      </w:r>
-      <w:r>
-        <w:rPr>
-          <w:i/>
-          <w:iCs/>
-          <w:color w:val="555555"/>
-          <w:sz w:val="16"/>
-          <w:szCs w:val="16"/>
-        </w:rPr>
-        <w:t xml:space="preserve"> — </w:t>
+        <w:t xml:space="preserve">Figure 5 — </w:t>
       </w:r>
       <w:proofErr w:type="spellStart"/>
       <w:r>
@@ -5579,9 +5551,19 @@
           <w:sz w:val="16"/>
           <w:szCs w:val="16"/>
         </w:rPr>
-        <w:t>0.1 µg/l. Les flèches indique</w:t>
-      </w:r>
-      <w:proofErr w:type="spellStart"/>
+        <w:t xml:space="preserve">0.1 µg/l. Les flèches </w:t>
+      </w:r>
+      <w:proofErr w:type="spellStart"/>
+      <w:r>
+        <w:rPr>
+          <w:i/>
+          <w:iCs/>
+          <w:color w:val="555555"/>
+          <w:sz w:val="16"/>
+          <w:szCs w:val="16"/>
+        </w:rPr>
+        <w:t>indique</w:t>
+      </w:r>
       <w:r>
         <w:rPr>
           <w:i/>
@@ -5744,7 +5726,29 @@
           <w:sz w:val="16"/>
           <w:szCs w:val="16"/>
         </w:rPr>
-        <w:t xml:space="preserve"> pour chaque couche et </w:t>
+        <w:t xml:space="preserve"> pour </w:t>
+      </w:r>
+      <w:proofErr w:type="spellStart"/>
+      <w:r>
+        <w:rPr>
+          <w:i/>
+          <w:iCs/>
+          <w:color w:val="555555"/>
+          <w:sz w:val="16"/>
+          <w:szCs w:val="16"/>
+        </w:rPr>
+        <w:t>chaque</w:t>
+      </w:r>
+      <w:proofErr w:type="spellEnd"/>
+      <w:r>
+        <w:rPr>
+          <w:i/>
+          <w:iCs/>
+          <w:color w:val="555555"/>
+          <w:sz w:val="16"/>
+          <w:szCs w:val="16"/>
+        </w:rPr>
+        <w:t xml:space="preserve"> couche et </w:t>
       </w:r>
       <w:proofErr w:type="spellStart"/>
       <w:r>
@@ -6659,9 +6663,12 @@
         </m:r>
       </m:oMath>
       <w:r>
-        <w:t xml:space="preserve"> réduirait le temps de r</w:t>
-      </w:r>
-      <w:proofErr w:type="spellStart"/>
+        <w:t xml:space="preserve"> réduirait le temps de </w:t>
+      </w:r>
+      <w:proofErr w:type="spellStart"/>
+      <w:r>
+        <w:t>r</w:t>
+      </w:r>
       <w:r>
         <w:t>é</w:t>
       </w:r>
@@ -6762,8 +6769,13 @@
           <m:t>=0</m:t>
         </m:r>
       </m:oMath>
-      <w:r>
-        <w:t>) : pas de source résiduelle ni de relargage différé (sédiments, eaux souterraines de Monthey).</w:t>
+      <w:proofErr w:type="gramStart"/>
+      <w:r>
+        <w:t>) :</w:t>
+      </w:r>
+      <w:proofErr w:type="gramEnd"/>
+      <w:r>
+        <w:t xml:space="preserve"> pas de source résiduelle ni de relargage différé (sédiments, eaux souterraines de Monthey).</w:t>
       </w:r>
     </w:p>
     <w:p>
@@ -7287,10 +7299,7 @@
       </w:r>
       <w:proofErr w:type="spellEnd"/>
       <w:r>
-        <w:t xml:space="preserve"> avec le </w:t>
-      </w:r>
-      <w:r>
-        <w:t xml:space="preserve">temps de </w:t>
+        <w:t xml:space="preserve"> avec le temps de </w:t>
       </w:r>
       <w:proofErr w:type="spellStart"/>
       <w:r>
@@ -7306,10 +7315,7 @@
       </w:r>
       <w:proofErr w:type="spellEnd"/>
       <w:r>
-        <w:t xml:space="preserve"> du L</w:t>
-      </w:r>
-      <w:r>
-        <w:t xml:space="preserve">éman </w:t>
+        <w:t xml:space="preserve"> du Léman </w:t>
       </w:r>
       <w:proofErr w:type="spellStart"/>
       <w:r>
@@ -7476,7 +7482,7 @@
 </file>
 
 <file path=word/endnotes.xml><?xml version="1.0" encoding="utf-8"?>
-<w:endnotes xmlns:wpc="http://schemas.microsoft.com/office/word/2010/wordprocessingCanvas" xmlns:cx="http://schemas.microsoft.com/office/drawing/2014/chartex" xmlns:cx1="http://schemas.microsoft.com/office/drawing/2015/9/8/chartex" xmlns:cx2="http://schemas.microsoft.com/office/drawing/2015/10/21/chartex" xmlns:cx3="http://schemas.microsoft.com/office/drawing/2016/5/9/chartex" xmlns:cx4="http://schemas.microsoft.com/office/drawing/2016/5/10/chartex" xmlns:cx5="http://schemas.microsoft.com/office/drawing/2016/5/11/chartex" xmlns:cx6="http://schemas.microsoft.com/office/drawing/2016/5/12/chartex" xmlns:cx7="http://schemas.microsoft.com/office/drawing/2016/5/13/chartex" xmlns:cx8="http://schemas.microsoft.com/office/drawing/2016/5/14/chartex" xmlns:mc="http://schemas.openxmlformats.org/markup-compatibility/2006" xmlns:aink="http://schemas.microsoft.com/office/drawing/2016/ink" xmlns:am3d="http://schemas.microsoft.com/office/drawing/2017/model3d" xmlns:o="urn:schemas-microsoft-com:office:office" xmlns:oel="http://schemas.microsoft.com/office/2019/extlst" xmlns:r="http://schemas.openxmlformats.org/officeDocument/2006/relationships" xmlns:m="http://schemas.openxmlformats.org/officeDocument/2006/math" xmlns:v="urn:schemas-microsoft-com:vml" xmlns:wp14="http://schemas.microsoft.com/office/word/2010/wordprocessingDrawing" xmlns:wp="http://schemas.openxmlformats.org/drawingml/2006/wordprocessingDrawing" xmlns:w10="urn:schemas-microsoft-com:office:word" xmlns:w="http://schemas.openxmlformats.org/wordprocessingml/2006/main" xmlns:w14="http://schemas.microsoft.com/office/word/2010/wordml" xmlns:w15="http://schemas.microsoft.com/office/word/2012/wordml" xmlns:w16cei="http://schemas.microsoft.com/office/word/2026/wordml/cei" xmlns:w16cex="http://schemas.microsoft.com/office/word/2018/wordml/cex" xmlns:w16cid="http://schemas.microsoft.com/office/word/2016/wordml/cid" xmlns:w16="http://schemas.microsoft.com/office/word/2018/wordml" xmlns:w16du="http://schemas.microsoft.com/office/word/2023/wordml/word16du" xmlns:w16sdtdh="http://schemas.microsoft.com/office/word/2020/wordml/sdtdatahash" xmlns:w16sdtfl="http://schemas.microsoft.com/office/word/2024/wordml/sdtformatlock" xmlns:w16se="http://schemas.microsoft.com/office/word/2015/wordml/symex" xmlns:wpg="http://schemas.microsoft.com/office/word/2010/wordprocessingGroup" xmlns:wpi="http://schemas.microsoft.com/office/word/2010/wordprocessingInk" xmlns:wne="http://schemas.microsoft.com/office/word/2006/wordml" xmlns:wps="http://schemas.microsoft.com/office/word/2010/wordprocessingShape" mc:Ignorable="w14 w15 w16se w16cid w16 w16cex w16sdtdh w16sdtfl w16du wp14">
+<w:endnotes xmlns:wpc="http://schemas.microsoft.com/office/word/2010/wordprocessingCanvas" xmlns:cx="http://schemas.microsoft.com/office/drawing/2014/chartex" xmlns:cx1="http://schemas.microsoft.com/office/drawing/2015/9/8/chartex" xmlns:cx2="http://schemas.microsoft.com/office/drawing/2015/10/21/chartex" xmlns:cx3="http://schemas.microsoft.com/office/drawing/2016/5/9/chartex" xmlns:cx4="http://schemas.microsoft.com/office/drawing/2016/5/10/chartex" xmlns:cx5="http://schemas.microsoft.com/office/drawing/2016/5/11/chartex" xmlns:cx6="http://schemas.microsoft.com/office/drawing/2016/5/12/chartex" xmlns:cx7="http://schemas.microsoft.com/office/drawing/2016/5/13/chartex" xmlns:cx8="http://schemas.microsoft.com/office/drawing/2016/5/14/chartex" xmlns:mc="http://schemas.openxmlformats.org/markup-compatibility/2006" xmlns:aink="http://schemas.microsoft.com/office/drawing/2016/ink" xmlns:am3d="http://schemas.microsoft.com/office/drawing/2017/model3d" xmlns:o="urn:schemas-microsoft-com:office:office" xmlns:oel="http://schemas.microsoft.com/office/2019/extlst" xmlns:r="http://schemas.openxmlformats.org/officeDocument/2006/relationships" xmlns:m="http://schemas.openxmlformats.org/officeDocument/2006/math" xmlns:v="urn:schemas-microsoft-com:vml" xmlns:wp14="http://schemas.microsoft.com/office/word/2010/wordprocessingDrawing" xmlns:wp="http://schemas.openxmlformats.org/drawingml/2006/wordprocessingDrawing" xmlns:w10="urn:schemas-microsoft-com:office:word" xmlns:w="http://schemas.openxmlformats.org/wordprocessingml/2006/main" xmlns:w14="http://schemas.microsoft.com/office/word/2010/wordml" xmlns:w15="http://schemas.microsoft.com/office/word/2012/wordml" xmlns:w16cex="http://schemas.microsoft.com/office/word/2018/wordml/cex" xmlns:w16cid="http://schemas.microsoft.com/office/word/2016/wordml/cid" xmlns:w16="http://schemas.microsoft.com/office/word/2018/wordml" xmlns:w16du="http://schemas.microsoft.com/office/word/2023/wordml/word16du" xmlns:w16sdtdh="http://schemas.microsoft.com/office/word/2020/wordml/sdtdatahash" xmlns:w16sdtfl="http://schemas.microsoft.com/office/word/2024/wordml/sdtformatlock" xmlns:w16se="http://schemas.microsoft.com/office/word/2015/wordml/symex" xmlns:wpg="http://schemas.microsoft.com/office/word/2010/wordprocessingGroup" xmlns:wpi="http://schemas.microsoft.com/office/word/2010/wordprocessingInk" xmlns:wne="http://schemas.microsoft.com/office/word/2006/wordml" xmlns:wps="http://schemas.microsoft.com/office/word/2010/wordprocessingShape" mc:Ignorable="w14 w15 w16se w16cid w16 w16cex w16sdtdh w16sdtfl w16du wp14">
   <w:endnote w:type="separator" w:id="-1">
     <w:p>
       <w:r>
@@ -7495,7 +7501,7 @@
 </file>
 
 <file path=word/footnotes.xml><?xml version="1.0" encoding="utf-8"?>
-<w:footnotes xmlns:wpc="http://schemas.microsoft.com/office/word/2010/wordprocessingCanvas" xmlns:cx="http://schemas.microsoft.com/office/drawing/2014/chartex" xmlns:cx1="http://schemas.microsoft.com/office/drawing/2015/9/8/chartex" xmlns:cx2="http://schemas.microsoft.com/office/drawing/2015/10/21/chartex" xmlns:cx3="http://schemas.microsoft.com/office/drawing/2016/5/9/chartex" xmlns:cx4="http://schemas.microsoft.com/office/drawing/2016/5/10/chartex" xmlns:cx5="http://schemas.microsoft.com/office/drawing/2016/5/11/chartex" xmlns:cx6="http://schemas.microsoft.com/office/drawing/2016/5/12/chartex" xmlns:cx7="http://schemas.microsoft.com/office/drawing/2016/5/13/chartex" xmlns:cx8="http://schemas.microsoft.com/office/drawing/2016/5/14/chartex" xmlns:mc="http://schemas.openxmlformats.org/markup-compatibility/2006" xmlns:aink="http://schemas.microsoft.com/office/drawing/2016/ink" xmlns:am3d="http://schemas.microsoft.com/office/drawing/2017/model3d" xmlns:o="urn:schemas-microsoft-com:office:office" xmlns:oel="http://schemas.microsoft.com/office/2019/extlst" xmlns:r="http://schemas.openxmlformats.org/officeDocument/2006/relationships" xmlns:m="http://schemas.openxmlformats.org/officeDocument/2006/math" xmlns:v="urn:schemas-microsoft-com:vml" xmlns:wp14="http://schemas.microsoft.com/office/word/2010/wordprocessingDrawing" xmlns:wp="http://schemas.openxmlformats.org/drawingml/2006/wordprocessingDrawing" xmlns:w10="urn:schemas-microsoft-com:office:word" xmlns:w="http://schemas.openxmlformats.org/wordprocessingml/2006/main" xmlns:w14="http://schemas.microsoft.com/office/word/2010/wordml" xmlns:w15="http://schemas.microsoft.com/office/word/2012/wordml" xmlns:w16cei="http://schemas.microsoft.com/office/word/2026/wordml/cei" xmlns:w16cex="http://schemas.microsoft.com/office/word/2018/wordml/cex" xmlns:w16cid="http://schemas.microsoft.com/office/word/2016/wordml/cid" xmlns:w16="http://schemas.microsoft.com/office/word/2018/wordml" xmlns:w16du="http://schemas.microsoft.com/office/word/2023/wordml/word16du" xmlns:w16sdtdh="http://schemas.microsoft.com/office/word/2020/wordml/sdtdatahash" xmlns:w16sdtfl="http://schemas.microsoft.com/office/word/2024/wordml/sdtformatlock" xmlns:w16se="http://schemas.microsoft.com/office/word/2015/wordml/symex" xmlns:wpg="http://schemas.microsoft.com/office/word/2010/wordprocessingGroup" xmlns:wpi="http://schemas.microsoft.com/office/word/2010/wordprocessingInk" xmlns:wne="http://schemas.microsoft.com/office/word/2006/wordml" xmlns:wps="http://schemas.microsoft.com/office/word/2010/wordprocessingShape" mc:Ignorable="w14 w15 w16se w16cid w16 w16cex w16sdtdh w16sdtfl w16du wp14">
+<w:footnotes xmlns:wpc="http://schemas.microsoft.com/office/word/2010/wordprocessingCanvas" xmlns:cx="http://schemas.microsoft.com/office/drawing/2014/chartex" xmlns:cx1="http://schemas.microsoft.com/office/drawing/2015/9/8/chartex" xmlns:cx2="http://schemas.microsoft.com/office/drawing/2015/10/21/chartex" xmlns:cx3="http://schemas.microsoft.com/office/drawing/2016/5/9/chartex" xmlns:cx4="http://schemas.microsoft.com/office/drawing/2016/5/10/chartex" xmlns:cx5="http://schemas.microsoft.com/office/drawing/2016/5/11/chartex" xmlns:cx6="http://schemas.microsoft.com/office/drawing/2016/5/12/chartex" xmlns:cx7="http://schemas.microsoft.com/office/drawing/2016/5/13/chartex" xmlns:cx8="http://schemas.microsoft.com/office/drawing/2016/5/14/chartex" xmlns:mc="http://schemas.openxmlformats.org/markup-compatibility/2006" xmlns:aink="http://schemas.microsoft.com/office/drawing/2016/ink" xmlns:am3d="http://schemas.microsoft.com/office/drawing/2017/model3d" xmlns:o="urn:schemas-microsoft-com:office:office" xmlns:oel="http://schemas.microsoft.com/office/2019/extlst" xmlns:r="http://schemas.openxmlformats.org/officeDocument/2006/relationships" xmlns:m="http://schemas.openxmlformats.org/officeDocument/2006/math" xmlns:v="urn:schemas-microsoft-com:vml" xmlns:wp14="http://schemas.microsoft.com/office/word/2010/wordprocessingDrawing" xmlns:wp="http://schemas.openxmlformats.org/drawingml/2006/wordprocessingDrawing" xmlns:w10="urn:schemas-microsoft-com:office:word" xmlns:w="http://schemas.openxmlformats.org/wordprocessingml/2006/main" xmlns:w14="http://schemas.microsoft.com/office/word/2010/wordml" xmlns:w15="http://schemas.microsoft.com/office/word/2012/wordml" xmlns:w16cex="http://schemas.microsoft.com/office/word/2018/wordml/cex" xmlns:w16cid="http://schemas.microsoft.com/office/word/2016/wordml/cid" xmlns:w16="http://schemas.microsoft.com/office/word/2018/wordml" xmlns:w16du="http://schemas.microsoft.com/office/word/2023/wordml/word16du" xmlns:w16sdtdh="http://schemas.microsoft.com/office/word/2020/wordml/sdtdatahash" xmlns:w16sdtfl="http://schemas.microsoft.com/office/word/2024/wordml/sdtformatlock" xmlns:w16se="http://schemas.microsoft.com/office/word/2015/wordml/symex" xmlns:wpg="http://schemas.microsoft.com/office/word/2010/wordprocessingGroup" xmlns:wpi="http://schemas.microsoft.com/office/word/2010/wordprocessingInk" xmlns:wne="http://schemas.microsoft.com/office/word/2006/wordml" xmlns:wps="http://schemas.microsoft.com/office/word/2010/wordprocessingShape" mc:Ignorable="w14 w15 w16se w16cid w16 w16cex w16sdtdh w16sdtfl w16du wp14">
   <w:footnote w:type="separator" w:id="-1">
     <w:p>
       <w:r>
@@ -7532,101 +7538,35 @@
           <w:sz w:val="18"/>
           <w:szCs w:val="18"/>
         </w:rPr>
-        <w:t xml:space="preserve"> Les données et scripts </w:t>
-      </w:r>
-      <w:proofErr w:type="spellStart"/>
+        <w:t xml:space="preserve"> Les données et scripts utilisés p</w:t>
+      </w:r>
       <w:r>
         <w:rPr>
           <w:sz w:val="18"/>
           <w:szCs w:val="18"/>
         </w:rPr>
-        <w:t>utilisés</w:t>
-      </w:r>
-      <w:proofErr w:type="spellEnd"/>
+        <w:t xml:space="preserve">our </w:t>
+      </w:r>
       <w:r>
         <w:rPr>
           <w:sz w:val="18"/>
           <w:szCs w:val="18"/>
         </w:rPr>
-        <w:t xml:space="preserve"> p</w:t>
+        <w:t>exécuter</w:t>
       </w:r>
       <w:r>
         <w:rPr>
           <w:sz w:val="18"/>
           <w:szCs w:val="18"/>
         </w:rPr>
-        <w:t xml:space="preserve">our </w:t>
-      </w:r>
-      <w:proofErr w:type="spellStart"/>
+        <w:t xml:space="preserve"> le modèle sont disponible</w:t>
+      </w:r>
       <w:r>
         <w:rPr>
           <w:sz w:val="18"/>
           <w:szCs w:val="18"/>
         </w:rPr>
-        <w:t>exécuter</w:t>
-      </w:r>
-      <w:proofErr w:type="spellEnd"/>
-      <w:r>
-        <w:rPr>
-          <w:sz w:val="18"/>
-          <w:szCs w:val="18"/>
-        </w:rPr>
-        <w:t xml:space="preserve"> le </w:t>
-      </w:r>
-      <w:proofErr w:type="spellStart"/>
-      <w:r>
-        <w:rPr>
-          <w:sz w:val="18"/>
-          <w:szCs w:val="18"/>
-        </w:rPr>
-        <w:t>modèle</w:t>
-      </w:r>
-      <w:proofErr w:type="spellEnd"/>
-      <w:r>
-        <w:rPr>
-          <w:sz w:val="18"/>
-          <w:szCs w:val="18"/>
-        </w:rPr>
-        <w:t xml:space="preserve"> </w:t>
-      </w:r>
-      <w:proofErr w:type="spellStart"/>
-      <w:r>
-        <w:rPr>
-          <w:sz w:val="18"/>
-          <w:szCs w:val="18"/>
-        </w:rPr>
-        <w:t>sont</w:t>
-      </w:r>
-      <w:proofErr w:type="spellEnd"/>
-      <w:r>
-        <w:rPr>
-          <w:sz w:val="18"/>
-          <w:szCs w:val="18"/>
-        </w:rPr>
-        <w:t xml:space="preserve"> </w:t>
-      </w:r>
-      <w:proofErr w:type="spellStart"/>
-      <w:r>
-        <w:rPr>
-          <w:sz w:val="18"/>
-          <w:szCs w:val="18"/>
-        </w:rPr>
-        <w:t>disponible</w:t>
-      </w:r>
-      <w:r>
-        <w:rPr>
-          <w:sz w:val="18"/>
-          <w:szCs w:val="18"/>
-        </w:rPr>
-        <w:t>s</w:t>
-      </w:r>
-      <w:proofErr w:type="spellEnd"/>
-      <w:r>
-        <w:rPr>
-          <w:sz w:val="18"/>
-          <w:szCs w:val="18"/>
-        </w:rPr>
-        <w:t xml:space="preserve"> à </w:t>
+        <w:t xml:space="preserve">s à </w:t>
       </w:r>
       <w:hyperlink r:id="rId1" w:history="1">
         <w:r>
@@ -7693,7 +7633,7 @@
 </file>
 
 <file path=word/numbering.xml><?xml version="1.0" encoding="utf-8"?>
-<w:numbering xmlns:wpc="http://schemas.microsoft.com/office/word/2010/wordprocessingCanvas" xmlns:cx="http://schemas.microsoft.com/office/drawing/2014/chartex" xmlns:cx1="http://schemas.microsoft.com/office/drawing/2015/9/8/chartex" xmlns:cx2="http://schemas.microsoft.com/office/drawing/2015/10/21/chartex" xmlns:cx3="http://schemas.microsoft.com/office/drawing/2016/5/9/chartex" xmlns:cx4="http://schemas.microsoft.com/office/drawing/2016/5/10/chartex" xmlns:cx5="http://schemas.microsoft.com/office/drawing/2016/5/11/chartex" xmlns:cx6="http://schemas.microsoft.com/office/drawing/2016/5/12/chartex" xmlns:cx7="http://schemas.microsoft.com/office/drawing/2016/5/13/chartex" xmlns:cx8="http://schemas.microsoft.com/office/drawing/2016/5/14/chartex" xmlns:mc="http://schemas.openxmlformats.org/markup-compatibility/2006" xmlns:aink="http://schemas.microsoft.com/office/drawing/2016/ink" xmlns:am3d="http://schemas.microsoft.com/office/drawing/2017/model3d" xmlns:o="urn:schemas-microsoft-com:office:office" xmlns:oel="http://schemas.microsoft.com/office/2019/extlst" xmlns:r="http://schemas.openxmlformats.org/officeDocument/2006/relationships" xmlns:m="http://schemas.openxmlformats.org/officeDocument/2006/math" xmlns:v="urn:schemas-microsoft-com:vml" xmlns:wp14="http://schemas.microsoft.com/office/word/2010/wordprocessingDrawing" xmlns:wp="http://schemas.openxmlformats.org/drawingml/2006/wordprocessingDrawing" xmlns:w10="urn:schemas-microsoft-com:office:word" xmlns:w="http://schemas.openxmlformats.org/wordprocessingml/2006/main" xmlns:w14="http://schemas.microsoft.com/office/word/2010/wordml" xmlns:w15="http://schemas.microsoft.com/office/word/2012/wordml" xmlns:w16cei="http://schemas.microsoft.com/office/word/2026/wordml/cei" xmlns:w16cex="http://schemas.microsoft.com/office/word/2018/wordml/cex" xmlns:w16cid="http://schemas.microsoft.com/office/word/2016/wordml/cid" xmlns:w16="http://schemas.microsoft.com/office/word/2018/wordml" xmlns:w16du="http://schemas.microsoft.com/office/word/2023/wordml/word16du" xmlns:w16sdtdh="http://schemas.microsoft.com/office/word/2020/wordml/sdtdatahash" xmlns:w16sdtfl="http://schemas.microsoft.com/office/word/2024/wordml/sdtformatlock" xmlns:w16se="http://schemas.microsoft.com/office/word/2015/wordml/symex" xmlns:wpg="http://schemas.microsoft.com/office/word/2010/wordprocessingGroup" xmlns:wpi="http://schemas.microsoft.com/office/word/2010/wordprocessingInk" xmlns:wne="http://schemas.microsoft.com/office/word/2006/wordml" xmlns:wps="http://schemas.microsoft.com/office/word/2010/wordprocessingShape" mc:Ignorable="w14 w15 w16se w16cid w16 w16cex w16sdtdh w16sdtfl w16du wp14">
+<w:numbering xmlns:wpc="http://schemas.microsoft.com/office/word/2010/wordprocessingCanvas" xmlns:cx="http://schemas.microsoft.com/office/drawing/2014/chartex" xmlns:cx1="http://schemas.microsoft.com/office/drawing/2015/9/8/chartex" xmlns:cx2="http://schemas.microsoft.com/office/drawing/2015/10/21/chartex" xmlns:cx3="http://schemas.microsoft.com/office/drawing/2016/5/9/chartex" xmlns:cx4="http://schemas.microsoft.com/office/drawing/2016/5/10/chartex" xmlns:cx5="http://schemas.microsoft.com/office/drawing/2016/5/11/chartex" xmlns:cx6="http://schemas.microsoft.com/office/drawing/2016/5/12/chartex" xmlns:cx7="http://schemas.microsoft.com/office/drawing/2016/5/13/chartex" xmlns:cx8="http://schemas.microsoft.com/office/drawing/2016/5/14/chartex" xmlns:mc="http://schemas.openxmlformats.org/markup-compatibility/2006" xmlns:aink="http://schemas.microsoft.com/office/drawing/2016/ink" xmlns:am3d="http://schemas.microsoft.com/office/drawing/2017/model3d" xmlns:o="urn:schemas-microsoft-com:office:office" xmlns:oel="http://schemas.microsoft.com/office/2019/extlst" xmlns:r="http://schemas.openxmlformats.org/officeDocument/2006/relationships" xmlns:m="http://schemas.openxmlformats.org/officeDocument/2006/math" xmlns:v="urn:schemas-microsoft-com:vml" xmlns:wp14="http://schemas.microsoft.com/office/word/2010/wordprocessingDrawing" xmlns:wp="http://schemas.openxmlformats.org/drawingml/2006/wordprocessingDrawing" xmlns:w10="urn:schemas-microsoft-com:office:word" xmlns:w="http://schemas.openxmlformats.org/wordprocessingml/2006/main" xmlns:w14="http://schemas.microsoft.com/office/word/2010/wordml" xmlns:w15="http://schemas.microsoft.com/office/word/2012/wordml" xmlns:w16cex="http://schemas.microsoft.com/office/word/2018/wordml/cex" xmlns:w16cid="http://schemas.microsoft.com/office/word/2016/wordml/cid" xmlns:w16="http://schemas.microsoft.com/office/word/2018/wordml" xmlns:w16du="http://schemas.microsoft.com/office/word/2023/wordml/word16du" xmlns:w16sdtdh="http://schemas.microsoft.com/office/word/2020/wordml/sdtdatahash" xmlns:w16sdtfl="http://schemas.microsoft.com/office/word/2024/wordml/sdtformatlock" xmlns:w16se="http://schemas.microsoft.com/office/word/2015/wordml/symex" xmlns:wpg="http://schemas.microsoft.com/office/word/2010/wordprocessingGroup" xmlns:wpi="http://schemas.microsoft.com/office/word/2010/wordprocessingInk" xmlns:wne="http://schemas.microsoft.com/office/word/2006/wordml" xmlns:wps="http://schemas.microsoft.com/office/word/2010/wordprocessingShape" mc:Ignorable="w14 w15 w16se w16cid w16 w16cex w16sdtdh w16sdtfl w16du wp14">
   <w:abstractNum w:abstractNumId="0" w15:restartNumberingAfterBreak="0">
     <w:nsid w:val="12FF7B51"/>
     <w:multiLevelType w:val="hybridMultilevel"/>
@@ -8831,6 +8771,18 @@
       <w:shd w:val="clear" w:color="auto" w:fill="E1DFDD"/>
     </w:rPr>
   </w:style>
+  <w:style w:type="character" w:styleId="FollowedHyperlink">
+    <w:name w:val="FollowedHyperlink"/>
+    <w:basedOn w:val="DefaultParagraphFont"/>
+    <w:uiPriority w:val="99"/>
+    <w:semiHidden/>
+    <w:unhideWhenUsed/>
+    <w:rsid w:val="006657BA"/>
+    <w:rPr>
+      <w:color w:val="96607D" w:themeColor="followedHyperlink"/>
+      <w:u w:val="single"/>
+    </w:rPr>
+  </w:style>
 </w:styles>
 </file>
 
